--- a/docs/Giang_weekly_reports/Week_09_Report.docx
+++ b/docs/Giang_weekly_reports/Week_09_Report.docx
@@ -1031,6 +1031,18 @@
                 <w:b w:val="0"/>
                 <w:sz w:val="20"/>
               </w:rPr>
+              <w:t>We call this new approach a "heading lock." The robot uses the gyroscope to hold a straight line, or to turn to an exact number of degrees, on command. This gives the Jetson a drive system it can actually rely on. Before the robot can navigate anywhere on its own, it first needs to reliably drive straight and turn to a precise angle. This week's work built that foundation.</w:t>
+            </w:r>
+          </w:p>
+          <w:p>
+            <w:pPr>
+              <w:spacing w:after="60"/>
+            </w:pPr>
+            <w:r>
+              <w:rPr>
+                <w:b w:val="0"/>
+                <w:sz w:val="20"/>
+              </w:rPr>
               <w:t>We also added a new "manual drive tester" to the dashboard. It lets us send the robot one simple command, like "drive 1 meter" or "turn 90 degrees," and then measure how close it actually gets. This let us test and tune the new heading lock under controlled conditions.</w:t>
             </w:r>
           </w:p>
@@ -1043,7 +1055,7 @@
                 <w:b w:val="0"/>
                 <w:sz w:val="20"/>
               </w:rPr>
-              <w:t>We ran a full test of the new heading-lock system, and it confirmed the new design works much better than the old approach. We also tested position accuracy. We drove the robot in a straight line for 1.8 meters at a time (the longest straight stretch in our patrol path) and measured how far off it landed. On a good, even floor, the robot was accurate to about ±5cm. On a bad, uneven floor, slow heading drift caused more sideways error, up to 8–9cm over the same 1.8m run.</w:t>
+              <w:t>We ran a full test of the new heading-lock system, and it confirmed the new design works much better than the old approach. The robot can now lock onto a heading and drive in a mostly straight line. If a wheel slips, the heading lock automatically corrects the robot's course. Speed control is solid, and turning to a specific commanded angle also works well. We also tested position accuracy. We drove the robot in a straight line for 1.8 meters at a time (the longest straight stretch in our patrol path) and measured how far off it landed. On a good, even floor, the robot was accurate to about ±5cm. On a bad, uneven floor, slow heading drift caused more sideways error, up to 8–9cm over the same 1.8m run.</w:t>
             </w:r>
           </w:p>
         </w:tc>
